--- a/oon-operating-model/ER-OON-2027-Package/02-Documents/02-Models-A-B-C-Comparison.docx
+++ b/oon-operating-model/ER-OON-2027-Package/02-Documents/02-Models-A-B-C-Comparison.docx
@@ -704,7 +704,7 @@
           <w:p>
             <w:pPr/>
             <w:r>
-              <w:t xml:space="preserve">Copy errors; Google Workspace must be under a HIPAA BAA before real PHI</w:t>
+              <w:t xml:space="preserve">Copy errors</w:t>
             </w:r>
           </w:p>
         </w:tc>
@@ -839,7 +839,7 @@
         <w:t xml:space="preserve">Bridge night rota:</w:t>
       </w:r>
       <w:r>
-        <w:t xml:space="preserve"> any L2, L3 or L4 holding C2 can opt in. Two members work 16:00–24:00 Beirut each night and share a $30,000 quarterly pool, at $300–3,000 each.</w:t>
+        <w:t xml:space="preserve"> any L2, L3 or L4 holding B2 can opt in. Two members work 16:00–24:00 Beirut each night and share a $30,000 quarterly pool, at $300–3,000 each.</w:t>
       </w:r>
     </w:p>
     <w:p>
@@ -857,7 +857,7 @@
         <w:t xml:space="preserve">Careers:</w:t>
       </w:r>
       <w:r>
-        <w:t xml:space="preserve"> L1 RCM Specialist I, L2 RCM Specialist II, L3 Senior Specialist I and L4 Senior Specialist II, earned through nine skill badges in quarterly test windows. L5 Principal is the leadership level for team leads and managers.</w:t>
+        <w:t xml:space="preserve"> L0 Junior RCM Specialist, L1 RCM Specialist I, L2 RCM Specialist II, L3 Senior Specialist I and L4 Senior Specialist II, earned through 15 skill badges (C Core, B Specialist, A Advanced) in quarterly test windows. L1 and L2 are automatic once the badges are held; L3, L4 and L5 need a leveling test. L5 Principal is the leadership level for team leads and managers. Every December the top 10% of each level earn their missing badges.</w:t>
       </w:r>
     </w:p>
     <w:p>
@@ -875,7 +875,7 @@
         <w:t xml:space="preserve">Transition and standards:</w:t>
       </w:r>
       <w:r>
-        <w:t xml:space="preserve"> the top 10% of each role earn their role badges without tests, everyone else tests within 3 months, and the bottom 10% restart at L1. No one's pay goes down. From December 2027, losing 25% of badges at a semiannual review means probation, and 50% means termination.</w:t>
+        <w:t xml:space="preserve"> the top 10% of each role earn their role badges without tests, everyone else tests within 3 months, and the bottom 10% restart at L1. Missing badges for the confirmed level are earned by December 31, 2027. No one's pay goes down. From December 2027, losing 25% of badges at a semiannual review means probation, and 50% means termination.</w:t>
       </w:r>
     </w:p>
     <w:p>
@@ -1119,7 +1119,7 @@
         <w:t xml:space="preserve">Compliance:</w:t>
       </w:r>
       <w:r>
-        <w:t xml:space="preserve"> only a US person acts in the Gateway, so only the onshore rule needs legal sign-off. Before real claim data goes into the Studio, Google Workspace must be covered by a HIPAA BAA.</w:t>
+        <w:t xml:space="preserve"> only a US person acts in the Gateway, so only the onshore rule needs legal sign-off.</w:t>
       </w:r>
     </w:p>
     <w:p>
@@ -1489,7 +1489,7 @@
         <w:t xml:space="preserve">Lebanon, all models:</w:t>
       </w:r>
       <w:r>
-        <w:t xml:space="preserve"> the bridge night rota costs up to $120,000 a year from its $30,000 quarterly pool, and advanced-badge allowances run $45–70 per holder a month. Model B adds automation allowances ($2,400 a year), the bounty board and the gainshare, and its AI drafting is targeted to avoid about 23 hires by year two, worth roughly $380,000 a year.</w:t>
+        <w:t xml:space="preserve"> the bridge night rota costs up to $120,000 a year from its $30,000 quarterly pool, and A-badge allowances run $50 per badge a month, up to 2 per member. Model B adds automation allowances ($2,400 a year), the bounty board and the gainshare, and its AI drafting is targeted to avoid about 23 hires by year two, worth roughly $380,000 a year.</w:t>
       </w:r>
     </w:p>
     <w:p>
@@ -1930,18 +1930,6 @@
       </w:pPr>
       <w:r>
         <w:t xml:space="preserve">Manual copying can still introduce errors, so it needs a per-field checklist and night rota review.</w:t>
-      </w:r>
-    </w:p>
-    <w:p>
-      <w:pPr>
-        <w:pStyle w:val="ListParagraph"/>
-        <w:numPr>
-          <w:ilvl w:val="0"/>
-          <w:numId w:val="11"/>
-        </w:numPr>
-      </w:pPr>
-      <w:r>
-        <w:t xml:space="preserve">The Studio stores claim data in Google Sheets and Drive, so Google Workspace must be under a HIPAA BAA first.</w:t>
       </w:r>
     </w:p>
     <w:p>
@@ -2399,29 +2387,18 @@
           <w:p>
             <w:pPr/>
             <w:r>
-              <w:t xml:space="preserve">Claim data enters the Studio before a HIPAA BAA</w:t>
-            </w:r>
-          </w:p>
-        </w:tc>
-        <w:tc>
-          <w:tcPr>
-            <w:tcW w:w="1872" w:type="dxa"/>
-          </w:tcPr>
-          <w:p>
-            <w:pPr/>
-            <w:r>
-              <w:t xml:space="preserve">C</w:t>
-            </w:r>
-          </w:p>
-        </w:tc>
-        <w:tc>
-          <w:tcPr>
-            <w:tcW w:w="1872" w:type="dxa"/>
-          </w:tcPr>
-          <w:p>
-            <w:pPr/>
-            <w:r>
-              <w:t xml:space="preserve">Low</w:t>
+              <w:t xml:space="preserve">One US absence cuts capacity by a third</w:t>
+            </w:r>
+          </w:p>
+        </w:tc>
+        <w:tc>
+          <w:tcPr>
+            <w:tcW w:w="1872" w:type="dxa"/>
+          </w:tcPr>
+          <w:p>
+            <w:pPr/>
+            <w:r>
+              <w:t xml:space="preserve">B</w:t>
             </w:r>
           </w:p>
         </w:tc>
@@ -2443,7 +2420,18 @@
           <w:p>
             <w:pPr/>
             <w:r>
-              <w:t xml:space="preserve">Google Workspace BAA in place before real PHI goes in</w:t>
+              <w:t xml:space="preserve">High</w:t>
+            </w:r>
+          </w:p>
+        </w:tc>
+        <w:tc>
+          <w:tcPr>
+            <w:tcW w:w="1872" w:type="dxa"/>
+          </w:tcPr>
+          <w:p>
+            <w:pPr/>
+            <w:r>
+              <w:t xml:space="preserve">2 trained on-call staff, leave rules, kill switch on backlog</w:t>
             </w:r>
           </w:p>
         </w:tc>
@@ -2456,7 +2444,7 @@
           <w:p>
             <w:pPr/>
             <w:r>
-              <w:t xml:space="preserve">One US absence cuts capacity by a third</w:t>
+              <w:t xml:space="preserve">Gateway terms forbid the form filler</w:t>
             </w:r>
           </w:p>
         </w:tc>
@@ -2478,6 +2466,17 @@
           <w:p>
             <w:pPr/>
             <w:r>
+              <w:t xml:space="preserve">Medium</w:t>
+            </w:r>
+          </w:p>
+        </w:tc>
+        <w:tc>
+          <w:tcPr>
+            <w:tcW w:w="1872" w:type="dxa"/>
+          </w:tcPr>
+          <w:p>
+            <w:pPr/>
+            <w:r>
               <w:t xml:space="preserve">High</w:t>
             </w:r>
           </w:p>
@@ -2489,18 +2488,7 @@
           <w:p>
             <w:pPr/>
             <w:r>
-              <w:t xml:space="preserve">High</w:t>
-            </w:r>
-          </w:p>
-        </w:tc>
-        <w:tc>
-          <w:tcPr>
-            <w:tcW w:w="1872" w:type="dxa"/>
-          </w:tcPr>
-          <w:p>
-            <w:pPr/>
-            <w:r>
-              <w:t xml:space="preserve">2 trained on-call staff, leave rules, kill switch on backlog</w:t>
+              <w:t xml:space="preserve">Gate 0 checks first; fall back to Model C</w:t>
             </w:r>
           </w:p>
         </w:tc>
@@ -2513,7 +2501,7 @@
           <w:p>
             <w:pPr/>
             <w:r>
-              <w:t xml:space="preserve">Gateway terms forbid the form filler</w:t>
+              <w:t xml:space="preserve">AI drafts contain errors</w:t>
             </w:r>
           </w:p>
         </w:tc>
@@ -2557,7 +2545,7 @@
           <w:p>
             <w:pPr/>
             <w:r>
-              <w:t xml:space="preserve">Gate 0 checks first; fall back to Model C</w:t>
+              <w:t xml:space="preserve">A specialist approves every draft; QA samples AI output weekly</w:t>
             </w:r>
           </w:p>
         </w:tc>
@@ -2570,7 +2558,7 @@
           <w:p>
             <w:pPr/>
             <w:r>
-              <w:t xml:space="preserve">AI drafts contain errors</w:t>
+              <w:t xml:space="preserve">A Gateway screen change breaks the Cockpit</w:t>
             </w:r>
           </w:p>
         </w:tc>
@@ -2603,18 +2591,18 @@
           <w:p>
             <w:pPr/>
             <w:r>
-              <w:t xml:space="preserve">High</w:t>
-            </w:r>
-          </w:p>
-        </w:tc>
-        <w:tc>
-          <w:tcPr>
-            <w:tcW w:w="1872" w:type="dxa"/>
-          </w:tcPr>
-          <w:p>
-            <w:pPr/>
-            <w:r>
-              <w:t xml:space="preserve">A specialist approves every draft; QA samples AI output weekly</w:t>
+              <w:t xml:space="preserve">Medium</w:t>
+            </w:r>
+          </w:p>
+        </w:tc>
+        <w:tc>
+          <w:tcPr>
+            <w:tcW w:w="1872" w:type="dxa"/>
+          </w:tcPr>
+          <w:p>
+            <w:pPr/>
+            <w:r>
+              <w:t xml:space="preserve">Analysts fix mappings within 1 day; manual entry is always available</w:t>
             </w:r>
           </w:p>
         </w:tc>
@@ -2627,63 +2615,6 @@
           <w:p>
             <w:pPr/>
             <w:r>
-              <w:t xml:space="preserve">A Gateway screen change breaks the Cockpit</w:t>
-            </w:r>
-          </w:p>
-        </w:tc>
-        <w:tc>
-          <w:tcPr>
-            <w:tcW w:w="1872" w:type="dxa"/>
-          </w:tcPr>
-          <w:p>
-            <w:pPr/>
-            <w:r>
-              <w:t xml:space="preserve">B</w:t>
-            </w:r>
-          </w:p>
-        </w:tc>
-        <w:tc>
-          <w:tcPr>
-            <w:tcW w:w="1872" w:type="dxa"/>
-          </w:tcPr>
-          <w:p>
-            <w:pPr/>
-            <w:r>
-              <w:t xml:space="preserve">Medium</w:t>
-            </w:r>
-          </w:p>
-        </w:tc>
-        <w:tc>
-          <w:tcPr>
-            <w:tcW w:w="1872" w:type="dxa"/>
-          </w:tcPr>
-          <w:p>
-            <w:pPr/>
-            <w:r>
-              <w:t xml:space="preserve">Medium</w:t>
-            </w:r>
-          </w:p>
-        </w:tc>
-        <w:tc>
-          <w:tcPr>
-            <w:tcW w:w="1872" w:type="dxa"/>
-          </w:tcPr>
-          <w:p>
-            <w:pPr/>
-            <w:r>
-              <w:t xml:space="preserve">Analysts fix mappings within 1 day; manual entry is always available</w:t>
-            </w:r>
-          </w:p>
-        </w:tc>
-      </w:tr>
-      <w:tr>
-        <w:tc>
-          <w:tcPr>
-            <w:tcW w:w="1872" w:type="dxa"/>
-          </w:tcPr>
-          <w:p>
-            <w:pPr/>
-            <w:r>
               <w:t xml:space="preserve">Gainshare pushes aggressive settlements</w:t>
             </w:r>
           </w:p>
@@ -2763,7 +2694,7 @@
         <w:t xml:space="preserve">October–December 2026:</w:t>
       </w:r>
       <w:r>
-        <w:t xml:space="preserve"> hire 5 permanent US staff and 2 on 3–6 month contracts in-house. Get legal sign-off on the onshore rule and a HIPAA BAA for Google Workspace. Train the desk and the bridge night rota on the IDR Prep Studio.</w:t>
+        <w:t xml:space="preserve"> hire 5 permanent US staff and 2 on 3–6 month contracts in-house. Get legal sign-off on the onshore rule. Train the desk and the bridge night rota on the IDR Prep Studio.</w:t>
       </w:r>
     </w:p>
     <w:p>
@@ -2958,7 +2889,7 @@
         </w:numPr>
       </w:pPr>
       <w:r>
-        <w:t xml:space="preserve">☐ Approve the HIPAA BAA for Google Workspace and the legal review of the onshore rule.</w:t>
+        <w:t xml:space="preserve">☐ Approve the legal review of the onshore rule.</w:t>
       </w:r>
     </w:p>
     <w:p>

--- a/oon-operating-model/ER-OON-2027-Package/02-Documents/02-Models-A-B-C-Comparison.docx
+++ b/oon-operating-model/ER-OON-2027-Package/02-Documents/02-Models-A-B-C-Comparison.docx
@@ -33,7 +33,7 @@
     <w:p>
       <w:pPr/>
       <w:r>
-        <w:t xml:space="preserve">All three models keep 10 full-cycle teams in Lebanon, the same levels, badges and pay bands, and meet the January 1, 2027 deadline, when the IDR Gateway becomes US-only. They differ in how Gateway filing is done.</w:t>
+        <w:t xml:space="preserve">All three models keep 10 full-cycle teams in Lebanon, the same levels and badges, and meet the January 1, 2027 deadline, when the IDR Gateway becomes US-only. They differ in how Gateway filing is done.</w:t>
       </w:r>
     </w:p>
     <w:p>
@@ -111,7 +111,7 @@
         <w:t xml:space="preserve">$328,000–400,000 a year</w:t>
       </w:r>
       <w:r>
-        <w:t xml:space="preserve"> by year two. That is about 70–80% of Model B's saving, without new software or a Gateway approval beyond the onshore rule. No model includes recruiting fees or infrastructure costs: we recruit in-house and run on systems and equipment we already have.</w:t>
+        <w:t xml:space="preserve"> by year two. That is about 60–75% of Model B's saving, without new software or a Gateway approval beyond the onshore rule. No model includes recruiting fees or infrastructure costs: we recruit in-house and run on systems and equipment we already have.</w:t>
       </w:r>
     </w:p>
     <w:p>
@@ -417,7 +417,7 @@
           <w:p>
             <w:pPr/>
             <w:r>
-              <w:t xml:space="preserve">$206,000–261,000</w:t>
+              <w:t xml:space="preserve">$192,000–244,000</w:t>
             </w:r>
           </w:p>
         </w:tc>
@@ -907,7 +907,7 @@
     <w:p>
       <w:pPr/>
       <w:r>
-        <w:t xml:space="preserve">Model B keeps Model A's teams, levels and pay bands, and cuts the US desk to 3 by sending it ready-to-file bundles instead of tickets.</w:t>
+        <w:t xml:space="preserve">Model B keeps Model A's teams, levels and badges, and cuts the US desk to 3 by sending it ready-to-file bundles instead of tickets.</w:t>
       </w:r>
     </w:p>
     <w:p>
@@ -976,10 +976,10 @@
         <w:rPr>
           <w:b/>
         </w:rPr>
-        <w:t xml:space="preserve">Pay on results:</w:t>
-      </w:r>
-      <w:r>
-        <w:t xml:space="preserve"> a team gainshare pays 3% of recovery above baseline, capped at 15% of base pay. A bounty board pays for clearing claims over 90 days old.</w:t>
+        <w:t xml:space="preserve">12-hour US day:</w:t>
+      </w:r>
+      <w:r>
+        <w:t xml:space="preserve"> three staggered shifts cover 7:00–19:00 Central, so work prepared in Lebanon is filed the same day.</w:t>
       </w:r>
     </w:p>
     <w:p>
@@ -994,24 +994,6 @@
         <w:rPr>
           <w:b/>
         </w:rPr>
-        <w:t xml:space="preserve">12-hour US day:</w:t>
-      </w:r>
-      <w:r>
-        <w:t xml:space="preserve"> three staggered shifts cover 7:00–19:00 Central, so work prepared in Lebanon is filed the same day.</w:t>
-      </w:r>
-    </w:p>
-    <w:p>
-      <w:pPr>
-        <w:pStyle w:val="ListParagraph"/>
-        <w:numPr>
-          <w:ilvl w:val="0"/>
-          <w:numId w:val="4"/>
-        </w:numPr>
-      </w:pPr>
-      <w:r>
-        <w:rPr>
-          <w:b/>
-        </w:rPr>
         <w:t xml:space="preserve">Compliance guardrail:</w:t>
       </w:r>
       <w:r>
@@ -1029,7 +1011,7 @@
     <w:p>
       <w:pPr/>
       <w:r>
-        <w:t xml:space="preserve">Model C keeps Model A's teams, levels and pay bands, and makes US filing faster and safer with a tool we already have, the IDR Prep Studio. No automation ever touches the Gateway.</w:t>
+        <w:t xml:space="preserve">Model C keeps Model A's teams, levels and badges, and makes US filing faster and safer with a tool we already have, the IDR Prep Studio. No automation ever touches the Gateway.</w:t>
       </w:r>
     </w:p>
     <w:p>
@@ -1281,7 +1263,7 @@
           <w:p>
             <w:pPr/>
             <w:r>
-              <w:t xml:space="preserve">3 people with bonus plus AI drafting: 206,000–261,000</w:t>
+              <w:t xml:space="preserve">3 people plus AI drafting: 192,000–244,000</w:t>
             </w:r>
           </w:p>
         </w:tc>
@@ -1338,7 +1320,7 @@
           <w:p>
             <w:pPr/>
             <w:r>
-              <w:t xml:space="preserve">5 people plus AI drafting: 331,000–408,000</w:t>
+              <w:t xml:space="preserve">5 people plus AI drafting: 302,000–374,000</w:t>
             </w:r>
           </w:p>
         </w:tc>
@@ -1395,7 +1377,7 @@
           <w:p>
             <w:pPr/>
             <w:r>
-              <w:t xml:space="preserve">7 people plus AI drafting: 452,000–551,000</w:t>
+              <w:t xml:space="preserve">7 people plus AI drafting: 412,000–504,000</w:t>
             </w:r>
           </w:p>
         </w:tc>
@@ -1489,7 +1471,7 @@
         <w:t xml:space="preserve">Lebanon, all models:</w:t>
       </w:r>
       <w:r>
-        <w:t xml:space="preserve"> the bridge night rota costs up to $120,000 a year from its $30,000 quarterly pool, and A-badge allowances run $50 per badge a month, up to 2 per member. Model B adds automation allowances ($2,400 a year), the bounty board and the gainshare, and its AI drafting is targeted to avoid about 23 hires by year two, worth roughly $380,000 a year.</w:t>
+        <w:t xml:space="preserve"> the bridge night rota costs up to $120,000 a year from its $30,000 quarterly pool. Model B's AI drafting is targeted to avoid about 23 hires by year two, worth roughly $380,000 a year.</w:t>
       </w:r>
     </w:p>
     <w:p>
@@ -1666,7 +1648,7 @@
         </w:numPr>
       </w:pPr>
       <w:r>
-        <w:t xml:space="preserve">Saves $140,000–160,000 a year now and $409,000–499,000 by year two, and the gap widens with volume.</w:t>
+        <w:t xml:space="preserve">Saves $154,000–177,000 a year now and $449,000–546,000 by year two, and the gap widens with volume.</w:t>
       </w:r>
     </w:p>
     <w:p>
@@ -1714,18 +1696,6 @@
         </w:numPr>
       </w:pPr>
       <w:r>
-        <w:t xml:space="preserve">Gainshare and the bounty board reward recovery and clear aged claims.</w:t>
-      </w:r>
-    </w:p>
-    <w:p>
-      <w:pPr>
-        <w:pStyle w:val="ListParagraph"/>
-        <w:numPr>
-          <w:ilvl w:val="0"/>
-          <w:numId w:val="8"/>
-        </w:numPr>
-      </w:pPr>
-      <w:r>
         <w:t xml:space="preserve">Builds on the IDR Prep Studio and systems we already own, so the up-front cost is small.</w:t>
       </w:r>
     </w:p>
@@ -1795,18 +1765,6 @@
         </w:numPr>
       </w:pPr>
       <w:r>
-        <w:t xml:space="preserve">Gainshare could push aggressive settlements if its guardrails slip.</w:t>
-      </w:r>
-    </w:p>
-    <w:p>
-      <w:pPr>
-        <w:pStyle w:val="ListParagraph"/>
-        <w:numPr>
-          <w:ilvl w:val="0"/>
-          <w:numId w:val="9"/>
-        </w:numPr>
-      </w:pPr>
-      <w:r>
         <w:t xml:space="preserve">More change for staff at once, on top of the team restructure.</w:t>
       </w:r>
     </w:p>
@@ -1917,7 +1875,7 @@
         </w:numPr>
       </w:pPr>
       <w:r>
-        <w:t xml:space="preserve">Saves less than Model B: about 70–80% of its saving.</w:t>
+        <w:t xml:space="preserve">Saves less than Model B: about 60–75% of its saving.</w:t>
       </w:r>
     </w:p>
     <w:p>
@@ -2260,7 +2218,7 @@
           <w:p>
             <w:pPr/>
             <w:r>
-              <w:t xml:space="preserve">Retention bonus through January 2028; a Senior Specialist path that doesn't require managing</w:t>
+              <w:t xml:space="preserve">Early, open communication and a Senior Specialist path that doesn't require managing</w:t>
             </w:r>
           </w:p>
         </w:tc>
@@ -2603,63 +2561,6 @@
             <w:pPr/>
             <w:r>
               <w:t xml:space="preserve">Analysts fix mappings within 1 day; manual entry is always available</w:t>
-            </w:r>
-          </w:p>
-        </w:tc>
-      </w:tr>
-      <w:tr>
-        <w:tc>
-          <w:tcPr>
-            <w:tcW w:w="1872" w:type="dxa"/>
-          </w:tcPr>
-          <w:p>
-            <w:pPr/>
-            <w:r>
-              <w:t xml:space="preserve">Gainshare pushes aggressive settlements</w:t>
-            </w:r>
-          </w:p>
-        </w:tc>
-        <w:tc>
-          <w:tcPr>
-            <w:tcW w:w="1872" w:type="dxa"/>
-          </w:tcPr>
-          <w:p>
-            <w:pPr/>
-            <w:r>
-              <w:t xml:space="preserve">B</w:t>
-            </w:r>
-          </w:p>
-        </w:tc>
-        <w:tc>
-          <w:tcPr>
-            <w:tcW w:w="1872" w:type="dxa"/>
-          </w:tcPr>
-          <w:p>
-            <w:pPr/>
-            <w:r>
-              <w:t xml:space="preserve">Low</w:t>
-            </w:r>
-          </w:p>
-        </w:tc>
-        <w:tc>
-          <w:tcPr>
-            <w:tcW w:w="1872" w:type="dxa"/>
-          </w:tcPr>
-          <w:p>
-            <w:pPr/>
-            <w:r>
-              <w:t xml:space="preserve">Medium</w:t>
-            </w:r>
-          </w:p>
-        </w:tc>
-        <w:tc>
-          <w:tcPr>
-            <w:tcW w:w="1872" w:type="dxa"/>
-          </w:tcPr>
-          <w:p>
-            <w:pPr/>
-            <w:r>
-              <w:t xml:space="preserve">Cap, quality multiplier, unchanged decision rights</w:t>
             </w:r>
           </w:p>
         </w:tc>
